--- a/downloads/handouts/Unit 03/Handout 03.01 - Lifespan Timeline Sort Cards.docx
+++ b/downloads/handouts/Unit 03/Handout 03.01 - Lifespan Timeline Sort Cards.docx
@@ -101,9 +101,9 @@
       <w:pPr>
         <w:pStyle w:val="Heading3"/>
       </w:pPr>
-      <w:bookmarkStart w:id="21" w:name="word-bank-in-other-languages"/>
-      <w:r>
-        <w:t xml:space="preserve">Word bank in other languages</w:t>
+      <w:bookmarkStart w:id="21" w:name="word-bank-in-spanish"/>
+      <w:r>
+        <w:t xml:space="preserve">Word bank in Spanish</w:t>
       </w:r>
       <w:bookmarkEnd w:id="21"/>
     </w:p>
@@ -114,10 +114,8 @@
         <w:tblLook w:firstRow="1"/>
       </w:tblPr>
       <w:tblGrid>
-        <w:gridCol w:w="2340"/>
-        <w:gridCol w:w="2340"/>
-        <w:gridCol w:w="2340"/>
-        <w:gridCol w:w="2340"/>
+        <w:gridCol w:w="4680"/>
+        <w:gridCol w:w="4680"/>
       </w:tblGrid>
       <w:tr>
         <w:trPr>
@@ -125,7 +123,7 @@
         </w:trPr>
         <w:tc>
           <w:tcPr>
-            <w:tcW w:type="dxa" w:w="2340"/>
+            <w:tcW w:type="dxa" w:w="4680"/>
             <w:tcBorders>
               <w:bottom w:val="single"/>
             </w:tcBorders>
@@ -143,7 +141,7 @@
         </w:tc>
         <w:tc>
           <w:tcPr>
-            <w:tcW w:type="dxa" w:w="2340"/>
+            <w:tcW w:type="dxa" w:w="4680"/>
             <w:tcBorders>
               <w:bottom w:val="single"/>
             </w:tcBorders>
@@ -155,42 +153,6 @@
               <w:jc w:val="left"/>
             </w:pPr>
             <w:r>
-              <w:t xml:space="preserve">Turkish</w:t>
-            </w:r>
-          </w:p>
-        </w:tc>
-        <w:tc>
-          <w:tcPr>
-            <w:tcW w:type="dxa" w:w="2340"/>
-            <w:tcBorders>
-              <w:bottom w:val="single"/>
-            </w:tcBorders>
-            <w:vAlign w:val="bottom"/>
-          </w:tcPr>
-          <w:p>
-            <w:pPr>
-              <w:pStyle w:val="Compact"/>
-              <w:jc w:val="left"/>
-            </w:pPr>
-            <w:r>
-              <w:t xml:space="preserve">Portuguese</w:t>
-            </w:r>
-          </w:p>
-        </w:tc>
-        <w:tc>
-          <w:tcPr>
-            <w:tcW w:type="dxa" w:w="2340"/>
-            <w:tcBorders>
-              <w:bottom w:val="single"/>
-            </w:tcBorders>
-            <w:vAlign w:val="bottom"/>
-          </w:tcPr>
-          <w:p>
-            <w:pPr>
-              <w:pStyle w:val="Compact"/>
-              <w:jc w:val="left"/>
-            </w:pPr>
-            <w:r>
               <w:t xml:space="preserve">Spanish</w:t>
             </w:r>
           </w:p>
@@ -199,7 +161,7 @@
       <w:tr>
         <w:tc>
           <w:tcPr>
-            <w:tcW w:type="dxa" w:w="2340"/>
+            <w:tcW w:type="dxa" w:w="4680"/>
           </w:tcPr>
           <w:p>
             <w:pPr>
@@ -213,21 +175,7 @@
         </w:tc>
         <w:tc>
           <w:tcPr>
-            <w:tcW w:type="dxa" w:w="2340"/>
-          </w:tcPr>
-          <w:p>
-            <w:pPr>
-              <w:pStyle w:val="Compact"/>
-              <w:jc w:val="left"/>
-            </w:pPr>
-            <w:r>
-              <w:t xml:space="preserve">aşama</w:t>
-            </w:r>
-          </w:p>
-        </w:tc>
-        <w:tc>
-          <w:tcPr>
-            <w:tcW w:type="dxa" w:w="2340"/>
+            <w:tcW w:type="dxa" w:w="4680"/>
           </w:tcPr>
           <w:p>
             <w:pPr>
@@ -239,25 +187,11 @@
             </w:r>
           </w:p>
         </w:tc>
-        <w:tc>
-          <w:tcPr>
-            <w:tcW w:type="dxa" w:w="2340"/>
-          </w:tcPr>
-          <w:p>
-            <w:pPr>
-              <w:pStyle w:val="Compact"/>
-              <w:jc w:val="left"/>
-            </w:pPr>
-            <w:r>
-              <w:t xml:space="preserve">etapa</w:t>
-            </w:r>
-          </w:p>
-        </w:tc>
-      </w:tr>
-      <w:tr>
-        <w:tc>
-          <w:tcPr>
-            <w:tcW w:type="dxa" w:w="2340"/>
+      </w:tr>
+      <w:tr>
+        <w:tc>
+          <w:tcPr>
+            <w:tcW w:type="dxa" w:w="4680"/>
           </w:tcPr>
           <w:p>
             <w:pPr>
@@ -271,35 +205,7 @@
         </w:tc>
         <w:tc>
           <w:tcPr>
-            <w:tcW w:type="dxa" w:w="2340"/>
-          </w:tcPr>
-          <w:p>
-            <w:pPr>
-              <w:pStyle w:val="Compact"/>
-              <w:jc w:val="left"/>
-            </w:pPr>
-            <w:r>
-              <w:t xml:space="preserve">bebek</w:t>
-            </w:r>
-          </w:p>
-        </w:tc>
-        <w:tc>
-          <w:tcPr>
-            <w:tcW w:type="dxa" w:w="2340"/>
-          </w:tcPr>
-          <w:p>
-            <w:pPr>
-              <w:pStyle w:val="Compact"/>
-              <w:jc w:val="left"/>
-            </w:pPr>
-            <w:r>
-              <w:t xml:space="preserve">bebê</w:t>
-            </w:r>
-          </w:p>
-        </w:tc>
-        <w:tc>
-          <w:tcPr>
-            <w:tcW w:type="dxa" w:w="2340"/>
+            <w:tcW w:type="dxa" w:w="4680"/>
           </w:tcPr>
           <w:p>
             <w:pPr>
@@ -315,7 +221,7 @@
       <w:tr>
         <w:tc>
           <w:tcPr>
-            <w:tcW w:type="dxa" w:w="2340"/>
+            <w:tcW w:type="dxa" w:w="4680"/>
           </w:tcPr>
           <w:p>
             <w:pPr>
@@ -329,35 +235,7 @@
         </w:tc>
         <w:tc>
           <w:tcPr>
-            <w:tcW w:type="dxa" w:w="2340"/>
-          </w:tcPr>
-          <w:p>
-            <w:pPr>
-              <w:pStyle w:val="Compact"/>
-              <w:jc w:val="left"/>
-            </w:pPr>
-            <w:r>
-              <w:t xml:space="preserve">çocuk</w:t>
-            </w:r>
-          </w:p>
-        </w:tc>
-        <w:tc>
-          <w:tcPr>
-            <w:tcW w:type="dxa" w:w="2340"/>
-          </w:tcPr>
-          <w:p>
-            <w:pPr>
-              <w:pStyle w:val="Compact"/>
-              <w:jc w:val="left"/>
-            </w:pPr>
-            <w:r>
-              <w:t xml:space="preserve">criança</w:t>
-            </w:r>
-          </w:p>
-        </w:tc>
-        <w:tc>
-          <w:tcPr>
-            <w:tcW w:type="dxa" w:w="2340"/>
+            <w:tcW w:type="dxa" w:w="4680"/>
           </w:tcPr>
           <w:p>
             <w:pPr>
@@ -373,7 +251,7 @@
       <w:tr>
         <w:tc>
           <w:tcPr>
-            <w:tcW w:type="dxa" w:w="2340"/>
+            <w:tcW w:type="dxa" w:w="4680"/>
           </w:tcPr>
           <w:p>
             <w:pPr>
@@ -387,21 +265,7 @@
         </w:tc>
         <w:tc>
           <w:tcPr>
-            <w:tcW w:type="dxa" w:w="2340"/>
-          </w:tcPr>
-          <w:p>
-            <w:pPr>
-              <w:pStyle w:val="Compact"/>
-              <w:jc w:val="left"/>
-            </w:pPr>
-            <w:r>
-              <w:t xml:space="preserve">ergen</w:t>
-            </w:r>
-          </w:p>
-        </w:tc>
-        <w:tc>
-          <w:tcPr>
-            <w:tcW w:type="dxa" w:w="2340"/>
+            <w:tcW w:type="dxa" w:w="4680"/>
           </w:tcPr>
           <w:p>
             <w:pPr>
@@ -413,25 +277,11 @@
             </w:r>
           </w:p>
         </w:tc>
-        <w:tc>
-          <w:tcPr>
-            <w:tcW w:type="dxa" w:w="2340"/>
-          </w:tcPr>
-          <w:p>
-            <w:pPr>
-              <w:pStyle w:val="Compact"/>
-              <w:jc w:val="left"/>
-            </w:pPr>
-            <w:r>
-              <w:t xml:space="preserve">adolescente</w:t>
-            </w:r>
-          </w:p>
-        </w:tc>
-      </w:tr>
-      <w:tr>
-        <w:tc>
-          <w:tcPr>
-            <w:tcW w:type="dxa" w:w="2340"/>
+      </w:tr>
+      <w:tr>
+        <w:tc>
+          <w:tcPr>
+            <w:tcW w:type="dxa" w:w="4680"/>
           </w:tcPr>
           <w:p>
             <w:pPr>
@@ -445,21 +295,7 @@
         </w:tc>
         <w:tc>
           <w:tcPr>
-            <w:tcW w:type="dxa" w:w="2340"/>
-          </w:tcPr>
-          <w:p>
-            <w:pPr>
-              <w:pStyle w:val="Compact"/>
-              <w:jc w:val="left"/>
-            </w:pPr>
-            <w:r>
-              <w:t xml:space="preserve">yetişkin</w:t>
-            </w:r>
-          </w:p>
-        </w:tc>
-        <w:tc>
-          <w:tcPr>
-            <w:tcW w:type="dxa" w:w="2340"/>
+            <w:tcW w:type="dxa" w:w="4680"/>
           </w:tcPr>
           <w:p>
             <w:pPr>
@@ -471,25 +307,11 @@
             </w:r>
           </w:p>
         </w:tc>
-        <w:tc>
-          <w:tcPr>
-            <w:tcW w:type="dxa" w:w="2340"/>
-          </w:tcPr>
-          <w:p>
-            <w:pPr>
-              <w:pStyle w:val="Compact"/>
-              <w:jc w:val="left"/>
-            </w:pPr>
-            <w:r>
-              <w:t xml:space="preserve">adulto</w:t>
-            </w:r>
-          </w:p>
-        </w:tc>
-      </w:tr>
-      <w:tr>
-        <w:tc>
-          <w:tcPr>
-            <w:tcW w:type="dxa" w:w="2340"/>
+      </w:tr>
+      <w:tr>
+        <w:tc>
+          <w:tcPr>
+            <w:tcW w:type="dxa" w:w="4680"/>
           </w:tcPr>
           <w:p>
             <w:pPr>
@@ -503,35 +325,7 @@
         </w:tc>
         <w:tc>
           <w:tcPr>
-            <w:tcW w:type="dxa" w:w="2340"/>
-          </w:tcPr>
-          <w:p>
-            <w:pPr>
-              <w:pStyle w:val="Compact"/>
-              <w:jc w:val="left"/>
-            </w:pPr>
-            <w:r>
-              <w:t xml:space="preserve">büyümek</w:t>
-            </w:r>
-          </w:p>
-        </w:tc>
-        <w:tc>
-          <w:tcPr>
-            <w:tcW w:type="dxa" w:w="2340"/>
-          </w:tcPr>
-          <w:p>
-            <w:pPr>
-              <w:pStyle w:val="Compact"/>
-              <w:jc w:val="left"/>
-            </w:pPr>
-            <w:r>
-              <w:t xml:space="preserve">crescer</w:t>
-            </w:r>
-          </w:p>
-        </w:tc>
-        <w:tc>
-          <w:tcPr>
-            <w:tcW w:type="dxa" w:w="2340"/>
+            <w:tcW w:type="dxa" w:w="4680"/>
           </w:tcPr>
           <w:p>
             <w:pPr>
@@ -1803,8 +1597,11 @@
       </w:r>
     </w:p>
     <w:p>
-      <w:r>
-        <w:br w:type="page"/>
+      <w:pPr>
+        <w:pStyle w:val="BodyText"/>
+      </w:pPr>
+      <w:r>
+        <w:t xml:space="preserve">____________________________________________________________________________________________</w:t>
       </w:r>
     </w:p>
     <w:p>
@@ -1858,8 +1655,11 @@
       </w:r>
     </w:p>
     <w:p>
-      <w:r>
-        <w:br w:type="page"/>
+      <w:pPr>
+        <w:pStyle w:val="BodyText"/>
+      </w:pPr>
+      <w:r>
+        <w:t xml:space="preserve">____________________________________________________________________________________________</w:t>
       </w:r>
     </w:p>
     <w:p>
@@ -1871,8 +1671,11 @@
       </w:r>
     </w:p>
     <w:p>
-      <w:r>
-        <w:br w:type="page"/>
+      <w:pPr>
+        <w:pStyle w:val="BodyText"/>
+      </w:pPr>
+      <w:r>
+        <w:t xml:space="preserve">____________________________________________________________________________________________</w:t>
       </w:r>
     </w:p>
     <w:p>

--- a/downloads/handouts/Unit 03/Handout 03.01 - Lifespan Timeline Sort Cards.docx
+++ b/downloads/handouts/Unit 03/Handout 03.01 - Lifespan Timeline Sort Cards.docx
@@ -34,7 +34,7 @@
         <w:t xml:space="preserve"> </w:t>
       </w:r>
       <w:r>
-        <w:t xml:space="preserve">Your team gets 21 cards. Each card describes a picture of a person. Read the card, decide which stage of the lifespan the person is in, and put the card under that stage on your table timeline. Then write the card number on your sort sheet under the right stage and mark which aspect of development the card shows:</w:t>
+        <w:t xml:space="preserve">Your team gets 21 cards. Each card describes a picture of a person. Read the card. Decide which stage of the lifespan the person is in. Put the card under that stage on your table timeline. Then write the card number on your sort sheet (Part 2) under the right stage. Next to the number, write the aspect of development the card shows. An aspect is one side of how a person grows:</w:t>
       </w:r>
       <w:r>
         <w:t xml:space="preserve"> </w:t>
@@ -94,7 +94,7 @@
         <w:t xml:space="preserve"> </w:t>
       </w:r>
       <w:r>
-        <w:t xml:space="preserve">(intellectual, the thinking). Some cards show two aspects; pick the one that is strongest and be ready to say why.</w:t>
+        <w:t xml:space="preserve">(intellectual, the thinking). Some cards show two aspects. Pick the one that is strongest and be ready to say why.</w:t>
       </w:r>
     </w:p>
     <w:p>
@@ -1601,7 +1601,7 @@
         <w:pStyle w:val="BodyText"/>
       </w:pPr>
       <w:r>
-        <w:t xml:space="preserve">____________________________________________________________________________________________</w:t>
+        <w:t xml:space="preserve">(more) ____________________________________________________________________________________________</w:t>
       </w:r>
     </w:p>
     <w:p>
@@ -1619,7 +1619,7 @@
         <w:pStyle w:val="FirstParagraph"/>
       </w:pPr>
       <w:r>
-        <w:t xml:space="preserve">Pick two stages. For each, write what a person in that stage needs most from the people around them. Then one sentence: which of the two needs is harder to meet, and why?</w:t>
+        <w:t xml:space="preserve">Pick two stages. For each one, write what a person in that stage needs most from the people around them. Then write one sentence: which of the two needs is harder to meet, and why?</w:t>
       </w:r>
     </w:p>
     <w:p>
@@ -1659,7 +1659,7 @@
         <w:pStyle w:val="BodyText"/>
       </w:pPr>
       <w:r>
-        <w:t xml:space="preserve">____________________________________________________________________________________________</w:t>
+        <w:t xml:space="preserve">(more) ____________________________________________________________________________________________</w:t>
       </w:r>
     </w:p>
     <w:p>
@@ -1667,7 +1667,7 @@
         <w:pStyle w:val="BodyText"/>
       </w:pPr>
       <w:r>
-        <w:t xml:space="preserve">Grade 8 stretch: pick two cards that might change stage if the person had a disability or lived in another country. Why might the stage stay the same even if the age does not?</w:t>
+        <w:t xml:space="preserve">Grade 8 stretch: pick two cards. Think about how the picture might change if the person had a disability or lived in another country. Would the person still be in the same stage? Why might the stage stay the same even if the age changes?</w:t>
       </w:r>
     </w:p>
     <w:p>
@@ -1675,7 +1675,7 @@
         <w:pStyle w:val="BodyText"/>
       </w:pPr>
       <w:r>
-        <w:t xml:space="preserve">____________________________________________________________________________________________</w:t>
+        <w:t xml:space="preserve">Answer: ____________________________________________________________________________________________</w:t>
       </w:r>
     </w:p>
     <w:p>
